--- a/test/docx/golden/lists_continuing.docx
+++ b/test/docx/golden/lists_continuing.docx
@@ -4,6 +4,7 @@
   <w:body>
     <w:p>
       <w:pPr>
+        <w:pStyle w:val="FirstParagraph"/>
         <w:numPr>
           <w:ilvl w:val="0"/>
           <w:numId w:val="1001"/>
@@ -15,6 +16,7 @@
     </w:p>
     <w:p>
       <w:pPr>
+        <w:pStyle w:val="FirstParagraph"/>
         <w:numPr>
           <w:ilvl w:val="0"/>
           <w:numId w:val="1001"/>
@@ -26,6 +28,7 @@
     </w:p>
     <w:p>
       <w:pPr>
+        <w:pStyle w:val="FirstParagraph"/>
         <w:numPr>
           <w:ilvl w:val="0"/>
           <w:numId w:val="1001"/>
@@ -45,6 +48,7 @@
     </w:p>
     <w:p>
       <w:pPr>
+        <w:pStyle w:val="FirstParagraph"/>
         <w:numPr>
           <w:ilvl w:val="0"/>
           <w:numId w:val="1002"/>
